--- a/entregables/Mapeo_OWASP_Gateway_LLM.docx
+++ b/entregables/Mapeo_OWASP_Gateway_LLM.docx
@@ -7338,6 +7338,18 @@
           <w:szCs w:val="19"/>
         </w:rPr>
         <w:t xml:space="preserve">validacion_fallida</w:t>
+      </w:r>
+      <w:r>
+        <w:t xml:space="preserve">, </w:t>
+      </w:r>
+      <w:r>
+        <w:rPr>
+          <w:rFonts w:ascii="Consolas" w:cs="Consolas" w:eastAsia="Consolas" w:hAnsi="Consolas"/>
+          <w:color w:val="8B1A1A"/>
+          <w:sz w:val="19"/>
+          <w:szCs w:val="19"/>
+        </w:rPr>
+        <w:t xml:space="preserve">cuerpo_demasiado_grande</w:t>
       </w:r>
       <w:r>
         <w:t xml:space="preserve">), </w:t>
